--- a/Documentation/Specifications/Group2_Specifications.docx
+++ b/Documentation/Specifications/Group2_Specifications.docx
@@ -6728,7 +6728,6 @@
                 <w:szCs w:val="24"/>
               </w:rPr>
             </w:pPr>
-            <w:proofErr w:type="spellStart"/>
             <w:r>
               <w:rPr>
                 <w:rFonts w:ascii="Times New Roman" w:hAnsi="Times New Roman" w:cs="Times New Roman"/>
@@ -6737,7 +6736,6 @@
               </w:rPr>
               <w:t>UserID</w:t>
             </w:r>
-            <w:proofErr w:type="spellEnd"/>
           </w:p>
         </w:tc>
         <w:tc>
@@ -7360,7 +7358,6 @@
                 <w:szCs w:val="24"/>
               </w:rPr>
             </w:pPr>
-            <w:proofErr w:type="spellStart"/>
             <w:r>
               <w:rPr>
                 <w:rFonts w:ascii="Times New Roman" w:hAnsi="Times New Roman" w:cs="Times New Roman"/>
@@ -7369,7 +7366,6 @@
               </w:rPr>
               <w:t>UserID</w:t>
             </w:r>
-            <w:proofErr w:type="spellEnd"/>
           </w:p>
         </w:tc>
         <w:tc>
@@ -8314,7 +8310,6 @@
                 <w:szCs w:val="24"/>
               </w:rPr>
             </w:pPr>
-            <w:proofErr w:type="spellStart"/>
             <w:r>
               <w:rPr>
                 <w:rFonts w:ascii="Times New Roman" w:hAnsi="Times New Roman" w:cs="Times New Roman"/>
@@ -8323,7 +8318,6 @@
               </w:rPr>
               <w:t>GroupName</w:t>
             </w:r>
-            <w:proofErr w:type="spellEnd"/>
           </w:p>
         </w:tc>
         <w:tc>

--- a/Documentation/Specifications/Group2_Specifications.docx
+++ b/Documentation/Specifications/Group2_Specifications.docx
@@ -6257,7 +6257,43 @@
           <w:sz w:val="24"/>
           <w:szCs w:val="24"/>
         </w:rPr>
-        <w:t xml:space="preserve"> activity button is pushed an activity object will be created giving the object a unique activity ID and storing the ID of the user creating the activity. Once created, the activity will ask for the input of activity type, distance, duration, date, route name (Optional), and Pace (Optional). Once all the </w:t>
+        <w:t xml:space="preserve"> activity button is pushed an activity object will be </w:t>
+      </w:r>
+      <w:proofErr w:type="gramStart"/>
+      <w:r>
+        <w:rPr>
+          <w:rFonts w:ascii="Times New Roman" w:hAnsi="Times New Roman" w:cs="Times New Roman"/>
+          <w:sz w:val="24"/>
+          <w:szCs w:val="24"/>
+        </w:rPr>
+        <w:t>created</w:t>
+      </w:r>
+      <w:proofErr w:type="gramEnd"/>
+      <w:r>
+        <w:rPr>
+          <w:rFonts w:ascii="Times New Roman" w:hAnsi="Times New Roman" w:cs="Times New Roman"/>
+          <w:sz w:val="24"/>
+          <w:szCs w:val="24"/>
+        </w:rPr>
+        <w:t xml:space="preserve"> giving the object a unique activity ID and storing the ID of the user </w:t>
+      </w:r>
+      <w:proofErr w:type="gramStart"/>
+      <w:r>
+        <w:rPr>
+          <w:rFonts w:ascii="Times New Roman" w:hAnsi="Times New Roman" w:cs="Times New Roman"/>
+          <w:sz w:val="24"/>
+          <w:szCs w:val="24"/>
+        </w:rPr>
+        <w:t>creating</w:t>
+      </w:r>
+      <w:proofErr w:type="gramEnd"/>
+      <w:r>
+        <w:rPr>
+          <w:rFonts w:ascii="Times New Roman" w:hAnsi="Times New Roman" w:cs="Times New Roman"/>
+          <w:sz w:val="24"/>
+          <w:szCs w:val="24"/>
+        </w:rPr>
+        <w:t xml:space="preserve"> the activity. Once created, the activity will ask for the input of activity type, distance, duration, date, route name (Optional), and Pace (Optional). Once all the </w:t>
       </w:r>
       <w:proofErr w:type="gramStart"/>
       <w:r>
@@ -10814,33 +10850,7 @@
           <w:sz w:val="24"/>
           <w:szCs w:val="24"/>
         </w:rPr>
-        <w:t xml:space="preserve">What is web </w:t>
-      </w:r>
-      <w:proofErr w:type="gramStart"/>
-      <w:r>
-        <w:rPr>
-          <w:rFonts w:ascii="Times New Roman" w:hAnsi="Times New Roman" w:cs="Times New Roman"/>
-          <w:b/>
-          <w:bCs/>
-          <w:i/>
-          <w:iCs/>
-          <w:sz w:val="24"/>
-          <w:szCs w:val="24"/>
-        </w:rPr>
-        <w:t>application</w:t>
-      </w:r>
-      <w:proofErr w:type="gramEnd"/>
-      <w:r>
-        <w:rPr>
-          <w:rFonts w:ascii="Times New Roman" w:hAnsi="Times New Roman" w:cs="Times New Roman"/>
-          <w:b/>
-          <w:bCs/>
-          <w:i/>
-          <w:iCs/>
-          <w:sz w:val="24"/>
-          <w:szCs w:val="24"/>
-        </w:rPr>
-        <w:t xml:space="preserve"> (web apps) and </w:t>
+        <w:t xml:space="preserve">What is web application (web apps) and </w:t>
       </w:r>
       <w:proofErr w:type="gramStart"/>
       <w:r>
@@ -12422,25 +12432,7 @@
           <w:sz w:val="24"/>
           <w:szCs w:val="24"/>
         </w:rPr>
-        <w:t xml:space="preserve">I, John </w:t>
-      </w:r>
-      <w:proofErr w:type="gramStart"/>
-      <w:r>
-        <w:rPr>
-          <w:rFonts w:ascii="Times New Roman" w:hAnsi="Times New Roman" w:cs="Times New Roman"/>
-          <w:sz w:val="24"/>
-          <w:szCs w:val="24"/>
-        </w:rPr>
-        <w:t>Gerega</w:t>
-      </w:r>
-      <w:proofErr w:type="gramEnd"/>
-      <w:r>
-        <w:rPr>
-          <w:rFonts w:ascii="Times New Roman" w:hAnsi="Times New Roman" w:cs="Times New Roman"/>
-          <w:sz w:val="24"/>
-          <w:szCs w:val="24"/>
-        </w:rPr>
-        <w:t xml:space="preserve"> confirm that all work I have contributed to this document has been to the best of my knowledge completed with integrity and in accordance with the objectives and collaborative </w:t>
+        <w:t xml:space="preserve">I, John Gerega confirm that all work I have contributed to this document has been to the best of my knowledge completed with integrity and in accordance with the objectives and collaborative </w:t>
       </w:r>
       <w:r>
         <w:rPr>
@@ -12986,43 +12978,7 @@
           <w:sz w:val="24"/>
           <w:szCs w:val="24"/>
         </w:rPr>
-        <w:t xml:space="preserve"> and your group came in for a review of your paper overall </w:t>
-      </w:r>
-      <w:proofErr w:type="gramStart"/>
-      <w:r>
-        <w:rPr>
-          <w:rFonts w:ascii="Times New Roman" w:hAnsi="Times New Roman" w:cs="Times New Roman"/>
-          <w:sz w:val="24"/>
-          <w:szCs w:val="24"/>
-        </w:rPr>
-        <w:t xml:space="preserve">and in comparison </w:t>
-      </w:r>
-      <w:proofErr w:type="gramEnd"/>
-      <w:r>
-        <w:rPr>
-          <w:rFonts w:ascii="Times New Roman" w:hAnsi="Times New Roman" w:cs="Times New Roman"/>
-          <w:sz w:val="24"/>
-          <w:szCs w:val="24"/>
-        </w:rPr>
-        <w:t xml:space="preserve">to the rubric and the example papers provided. Content wise I think that you did good in making sure that every single one of the sections was hit and I didn't notice anything content or grammar wise that particularly stood out. While most of the paper follows the formatting rules, for the figure numbers it should be altered into being </w:t>
-      </w:r>
-      <w:proofErr w:type="gramStart"/>
-      <w:r>
-        <w:rPr>
-          <w:rFonts w:ascii="Times New Roman" w:hAnsi="Times New Roman" w:cs="Times New Roman"/>
-          <w:sz w:val="24"/>
-          <w:szCs w:val="24"/>
-        </w:rPr>
-        <w:t>times</w:t>
-      </w:r>
-      <w:proofErr w:type="gramEnd"/>
-      <w:r>
-        <w:rPr>
-          <w:rFonts w:ascii="Times New Roman" w:hAnsi="Times New Roman" w:cs="Times New Roman"/>
-          <w:sz w:val="24"/>
-          <w:szCs w:val="24"/>
-        </w:rPr>
-        <w:t xml:space="preserve"> new roman and 12 </w:t>
+        <w:t xml:space="preserve"> and your group came in for a review of your paper overall and in comparison to the rubric and the example papers provided. Content wise I think that you did good in making sure that every single one of the sections was hit and I didn't notice anything content or grammar wise that particularly stood out. While most of the paper follows the formatting rules, for the figure numbers it should be altered into being times new roman and 12 </w:t>
       </w:r>
       <w:proofErr w:type="gramStart"/>
       <w:r>
